--- a/Strategy/Commandos Behind Enemy Lines (2.51 GB)/2-Documentation (197 MB)/2-Guides & Walkthroughs/Source.docx
+++ b/Strategy/Commandos Behind Enemy Lines (2.51 GB)/2-Documentation (197 MB)/2-Guides & Walkthroughs/Source.docx
@@ -53,7 +53,7 @@
       </w:r>
       <w:proofErr w:type="spellStart"/>
       <w:r>
-        <w:t>MobyGames</w:t>
+        <w:t>GameSpot</w:t>
       </w:r>
       <w:proofErr w:type="spellEnd"/>
       <w:r>
@@ -138,6 +138,22 @@
       </w:r>
       <w:r>
         <w:br/>
+      </w:r>
+      <w:r>
+        <w:t xml:space="preserve">* </w:t>
+      </w:r>
+      <w:r>
+        <w:rPr>
+          <w:b/>
+          <w:bCs/>
+        </w:rPr>
+        <w:t>Download Server / Mirror</w:t>
+      </w:r>
+      <w:r>
+        <w:t>: www.gamespot.com</w:t>
+      </w:r>
+      <w:r>
+        <w:br/>
         <w:t xml:space="preserve">* </w:t>
       </w:r>
       <w:r>
@@ -223,15 +239,7 @@
         <w:t xml:space="preserve">: </w:t>
       </w:r>
       <w:r>
-        <w:t>KINGSTON Games (F:)/Games</w:t>
-      </w:r>
-      <w:proofErr w:type="gramStart"/>
-      <w:r>
-        <w:t>/..</w:t>
-      </w:r>
-      <w:proofErr w:type="gramEnd"/>
-      <w:r>
-        <w:t xml:space="preserve"> </w:t>
+        <w:t xml:space="preserve">KINGSTON Games (F:)/Games/.. </w:t>
       </w:r>
       <w:r>
         <w:br/>
@@ -391,6 +399,22 @@
       </w:r>
       <w:r>
         <w:br/>
+      </w:r>
+      <w:r>
+        <w:t xml:space="preserve">* </w:t>
+      </w:r>
+      <w:r>
+        <w:rPr>
+          <w:b/>
+          <w:bCs/>
+        </w:rPr>
+        <w:t>Download Server / Mirror</w:t>
+      </w:r>
+      <w:r>
+        <w:t>: commandos.fandom.com</w:t>
+      </w:r>
+      <w:r>
+        <w:br/>
         <w:t xml:space="preserve">* </w:t>
       </w:r>
       <w:r>
@@ -495,6 +519,7 @@
         <w:ind w:left="720"/>
       </w:pPr>
       <w:r>
+        <w:lastRenderedPageBreak/>
         <w:t xml:space="preserve">* </w:t>
       </w:r>
       <w:r>
@@ -508,15 +533,7 @@
         <w:t xml:space="preserve">: </w:t>
       </w:r>
       <w:r>
-        <w:t>KINGSTON Games (F:)/Games</w:t>
-      </w:r>
-      <w:proofErr w:type="gramStart"/>
-      <w:r>
-        <w:t>/..</w:t>
-      </w:r>
-      <w:proofErr w:type="gramEnd"/>
-      <w:r>
-        <w:t xml:space="preserve"> </w:t>
+        <w:t xml:space="preserve">KINGSTON Games (F:)/Games/.. </w:t>
       </w:r>
       <w:r>
         <w:br/>
@@ -543,7 +560,6 @@
         </w:numPr>
       </w:pPr>
       <w:r>
-        <w:lastRenderedPageBreak/>
         <w:t xml:space="preserve">* </w:t>
       </w:r>
       <w:r>
@@ -698,6 +714,22 @@
       </w:r>
       <w:r>
         <w:br/>
+      </w:r>
+      <w:r>
+        <w:t xml:space="preserve">* </w:t>
+      </w:r>
+      <w:r>
+        <w:rPr>
+          <w:b/>
+          <w:bCs/>
+        </w:rPr>
+        <w:t>Download Server / Mirror</w:t>
+      </w:r>
+      <w:r>
+        <w:t>: commandos.fandom.com</w:t>
+      </w:r>
+      <w:r>
+        <w:br/>
         <w:t xml:space="preserve">* </w:t>
       </w:r>
       <w:r>
@@ -815,15 +847,7 @@
         <w:t xml:space="preserve">: </w:t>
       </w:r>
       <w:r>
-        <w:t>KINGSTON Games (F:)/Games</w:t>
-      </w:r>
-      <w:proofErr w:type="gramStart"/>
-      <w:r>
-        <w:t>/..</w:t>
-      </w:r>
-      <w:proofErr w:type="gramEnd"/>
-      <w:r>
-        <w:t xml:space="preserve"> </w:t>
+        <w:t xml:space="preserve">KINGSTON Games (F:)/Games/.. </w:t>
       </w:r>
       <w:r>
         <w:br/>
@@ -1011,6 +1035,22 @@
       </w:r>
       <w:r>
         <w:br/>
+      </w:r>
+      <w:r>
+        <w:t xml:space="preserve">* </w:t>
+      </w:r>
+      <w:r>
+        <w:rPr>
+          <w:b/>
+          <w:bCs/>
+        </w:rPr>
+        <w:t>Download Server / Mirror</w:t>
+      </w:r>
+      <w:r>
+        <w:t>: commandos.fandom.com</w:t>
+      </w:r>
+      <w:r>
+        <w:br/>
         <w:t xml:space="preserve">* </w:t>
       </w:r>
       <w:r>
@@ -1061,6 +1101,7 @@
         <w:ind w:left="720"/>
       </w:pPr>
       <w:r>
+        <w:lastRenderedPageBreak/>
         <w:t xml:space="preserve">* </w:t>
       </w:r>
       <w:r>
@@ -1128,15 +1169,7 @@
         <w:t xml:space="preserve">: </w:t>
       </w:r>
       <w:r>
-        <w:t>KINGSTON Games (F:)/Games</w:t>
-      </w:r>
-      <w:proofErr w:type="gramStart"/>
-      <w:r>
-        <w:t>/..</w:t>
-      </w:r>
-      <w:proofErr w:type="gramEnd"/>
-      <w:r>
-        <w:t xml:space="preserve"> </w:t>
+        <w:t xml:space="preserve">KINGSTON Games (F:)/Games/.. </w:t>
       </w:r>
       <w:r>
         <w:br/>
@@ -1162,7 +1195,6 @@
         </w:numPr>
       </w:pPr>
       <w:r>
-        <w:lastRenderedPageBreak/>
         <w:t xml:space="preserve">* </w:t>
       </w:r>
       <w:r>
@@ -1311,6 +1343,22 @@
       </w:r>
       <w:r>
         <w:br/>
+      </w:r>
+      <w:r>
+        <w:t xml:space="preserve">* </w:t>
+      </w:r>
+      <w:r>
+        <w:rPr>
+          <w:b/>
+          <w:bCs/>
+        </w:rPr>
+        <w:t>Download Server / Mirror</w:t>
+      </w:r>
+      <w:r>
+        <w:t>: commandos.fandom.com</w:t>
+      </w:r>
+      <w:r>
+        <w:br/>
         <w:t xml:space="preserve">* </w:t>
       </w:r>
       <w:r>
@@ -1428,15 +1476,7 @@
         <w:t xml:space="preserve">: </w:t>
       </w:r>
       <w:r>
-        <w:t>KINGSTON Games (F:)/Games</w:t>
-      </w:r>
-      <w:proofErr w:type="gramStart"/>
-      <w:r>
-        <w:t>/..</w:t>
-      </w:r>
-      <w:proofErr w:type="gramEnd"/>
-      <w:r>
-        <w:t xml:space="preserve"> </w:t>
+        <w:t xml:space="preserve">KINGSTON Games (F:)/Games/.. </w:t>
       </w:r>
       <w:r>
         <w:br/>
@@ -1616,6 +1656,25 @@
       </w:r>
       <w:r>
         <w:br/>
+      </w:r>
+      <w:r>
+        <w:t xml:space="preserve">* </w:t>
+      </w:r>
+      <w:r>
+        <w:rPr>
+          <w:b/>
+          <w:bCs/>
+        </w:rPr>
+        <w:t>Download Server / Mirror</w:t>
+      </w:r>
+      <w:r>
+        <w:t>: commandos.fandom.com</w:t>
+      </w:r>
+      <w:r>
+        <w:br/>
+      </w:r>
+      <w:r>
+        <w:lastRenderedPageBreak/>
         <w:t xml:space="preserve">* </w:t>
       </w:r>
       <w:r>
@@ -1733,15 +1792,7 @@
         <w:t xml:space="preserve">: </w:t>
       </w:r>
       <w:r>
-        <w:t>KINGSTON Games (F:)/Games</w:t>
-      </w:r>
-      <w:proofErr w:type="gramStart"/>
-      <w:r>
-        <w:t>/..</w:t>
-      </w:r>
-      <w:proofErr w:type="gramEnd"/>
-      <w:r>
-        <w:t xml:space="preserve"> </w:t>
+        <w:t xml:space="preserve">KINGSTON Games (F:)/Games/.. </w:t>
       </w:r>
       <w:r>
         <w:br/>
@@ -1772,7 +1823,6 @@
         </w:numPr>
       </w:pPr>
       <w:r>
-        <w:lastRenderedPageBreak/>
         <w:t xml:space="preserve">* </w:t>
       </w:r>
       <w:r>
@@ -1918,6 +1968,22 @@
         <w:t xml:space="preserve"> </w:t>
       </w:r>
       <w:r>
+        <w:br/>
+      </w:r>
+      <w:r>
+        <w:t xml:space="preserve">* </w:t>
+      </w:r>
+      <w:r>
+        <w:rPr>
+          <w:b/>
+          <w:bCs/>
+        </w:rPr>
+        <w:t>Download Server / Mirror</w:t>
+      </w:r>
+      <w:r>
+        <w:t>: commandos.fandom.com</w:t>
+      </w:r>
+      <w:r>
         <w:t xml:space="preserve">     </w:t>
       </w:r>
       <w:r>
@@ -2039,15 +2105,7 @@
         <w:t xml:space="preserve">: </w:t>
       </w:r>
       <w:r>
-        <w:t>KINGSTON Games (F:)/Games</w:t>
-      </w:r>
-      <w:proofErr w:type="gramStart"/>
-      <w:r>
-        <w:t>/..</w:t>
-      </w:r>
-      <w:proofErr w:type="gramEnd"/>
-      <w:r>
-        <w:t xml:space="preserve"> </w:t>
+        <w:t xml:space="preserve">KINGSTON Games (F:)/Games/.. </w:t>
       </w:r>
       <w:r>
         <w:br/>
@@ -2202,6 +2260,7 @@
         <w:ind w:left="720"/>
       </w:pPr>
       <w:r>
+        <w:lastRenderedPageBreak/>
         <w:t xml:space="preserve">* </w:t>
       </w:r>
       <w:r>
@@ -2226,6 +2285,22 @@
         <w:t xml:space="preserve"> </w:t>
       </w:r>
       <w:r>
+        <w:br/>
+      </w:r>
+      <w:r>
+        <w:t xml:space="preserve">* </w:t>
+      </w:r>
+      <w:r>
+        <w:rPr>
+          <w:b/>
+          <w:bCs/>
+        </w:rPr>
+        <w:t>Download Server / Mirror</w:t>
+      </w:r>
+      <w:r>
+        <w:t>: commandos.fandom.com</w:t>
+      </w:r>
+      <w:r>
         <w:t xml:space="preserve">      </w:t>
       </w:r>
       <w:r>
@@ -2347,15 +2422,7 @@
         <w:t xml:space="preserve">: </w:t>
       </w:r>
       <w:r>
-        <w:t>KINGSTON Games (F:)/Games</w:t>
-      </w:r>
-      <w:proofErr w:type="gramStart"/>
-      <w:r>
-        <w:t>/..</w:t>
-      </w:r>
-      <w:proofErr w:type="gramEnd"/>
-      <w:r>
-        <w:t xml:space="preserve"> </w:t>
+        <w:t xml:space="preserve">KINGSTON Games (F:)/Games/.. </w:t>
       </w:r>
       <w:r>
         <w:br/>
@@ -2386,7 +2453,6 @@
         </w:numPr>
       </w:pPr>
       <w:r>
-        <w:lastRenderedPageBreak/>
         <w:t xml:space="preserve">* </w:t>
       </w:r>
       <w:r>
@@ -2535,7 +2601,26 @@
         <w:t xml:space="preserve"> </w:t>
       </w:r>
       <w:r>
-        <w:t xml:space="preserve">      </w:t>
+        <w:t xml:space="preserve">    </w:t>
+      </w:r>
+      <w:r>
+        <w:br/>
+      </w:r>
+      <w:r>
+        <w:t xml:space="preserve">* </w:t>
+      </w:r>
+      <w:r>
+        <w:rPr>
+          <w:b/>
+          <w:bCs/>
+        </w:rPr>
+        <w:t>Download Server / Mirror</w:t>
+      </w:r>
+      <w:r>
+        <w:t>: commandos.fandom.com</w:t>
+      </w:r>
+      <w:r>
+        <w:t xml:space="preserve">  </w:t>
       </w:r>
       <w:r>
         <w:br/>
@@ -2656,15 +2741,7 @@
         <w:t xml:space="preserve">: </w:t>
       </w:r>
       <w:r>
-        <w:t>KINGSTON Games (F:)/Games</w:t>
-      </w:r>
-      <w:proofErr w:type="gramStart"/>
-      <w:r>
-        <w:t>/..</w:t>
-      </w:r>
-      <w:proofErr w:type="gramEnd"/>
-      <w:r>
-        <w:t xml:space="preserve"> </w:t>
+        <w:t xml:space="preserve">KINGSTON Games (F:)/Games/.. </w:t>
       </w:r>
       <w:r>
         <w:br/>
@@ -2780,6 +2857,7 @@
         <w:ind w:left="720"/>
       </w:pPr>
       <w:r>
+        <w:lastRenderedPageBreak/>
         <w:t xml:space="preserve">* </w:t>
       </w:r>
       <w:r>
@@ -2843,7 +2921,26 @@
         <w:t xml:space="preserve"> </w:t>
       </w:r>
       <w:r>
-        <w:t xml:space="preserve">       </w:t>
+        <w:t xml:space="preserve">     </w:t>
+      </w:r>
+      <w:r>
+        <w:br/>
+      </w:r>
+      <w:r>
+        <w:t xml:space="preserve">* </w:t>
+      </w:r>
+      <w:r>
+        <w:rPr>
+          <w:b/>
+          <w:bCs/>
+        </w:rPr>
+        <w:t>Download Server / Mirror</w:t>
+      </w:r>
+      <w:r>
+        <w:t>: commandos.fandom.com</w:t>
+      </w:r>
+      <w:r>
+        <w:t xml:space="preserve">  </w:t>
       </w:r>
       <w:r>
         <w:br/>
@@ -2964,15 +3061,7 @@
         <w:t xml:space="preserve">: </w:t>
       </w:r>
       <w:r>
-        <w:t>KINGSTON Games (F:)/Games</w:t>
-      </w:r>
-      <w:proofErr w:type="gramStart"/>
-      <w:r>
-        <w:t>/..</w:t>
-      </w:r>
-      <w:proofErr w:type="gramEnd"/>
-      <w:r>
-        <w:t xml:space="preserve"> </w:t>
+        <w:t xml:space="preserve">KINGSTON Games (F:)/Games/.. </w:t>
       </w:r>
       <w:r>
         <w:br/>
@@ -3003,7 +3092,6 @@
         </w:numPr>
       </w:pPr>
       <w:r>
-        <w:lastRenderedPageBreak/>
         <w:t xml:space="preserve">* </w:t>
       </w:r>
       <w:r>
@@ -3152,7 +3240,26 @@
         <w:t xml:space="preserve"> </w:t>
       </w:r>
       <w:r>
-        <w:t xml:space="preserve">        </w:t>
+        <w:t xml:space="preserve">       </w:t>
+      </w:r>
+      <w:r>
+        <w:br/>
+      </w:r>
+      <w:r>
+        <w:t xml:space="preserve">* </w:t>
+      </w:r>
+      <w:r>
+        <w:rPr>
+          <w:b/>
+          <w:bCs/>
+        </w:rPr>
+        <w:t>Download Server / Mirror</w:t>
+      </w:r>
+      <w:r>
+        <w:t>: commandos.fandom.com</w:t>
+      </w:r>
+      <w:r>
+        <w:t xml:space="preserve"> </w:t>
       </w:r>
       <w:r>
         <w:br/>
@@ -3273,15 +3380,7 @@
         <w:t xml:space="preserve">: </w:t>
       </w:r>
       <w:r>
-        <w:t>KINGSTON Games (F:)/Games</w:t>
-      </w:r>
-      <w:proofErr w:type="gramStart"/>
-      <w:r>
-        <w:t>/..</w:t>
-      </w:r>
-      <w:proofErr w:type="gramEnd"/>
-      <w:r>
-        <w:t xml:space="preserve"> </w:t>
+        <w:t xml:space="preserve">KINGSTON Games (F:)/Games/.. </w:t>
       </w:r>
       <w:r>
         <w:br/>
@@ -3352,6 +3451,7 @@
         <w:br/>
       </w:r>
       <w:r>
+        <w:lastRenderedPageBreak/>
         <w:t xml:space="preserve">Fandom - Commandos - Behind Enemy Lines - Missions - </w:t>
       </w:r>
       <w:r>
@@ -3460,7 +3560,26 @@
         <w:t xml:space="preserve"> </w:t>
       </w:r>
       <w:r>
-        <w:t xml:space="preserve">         </w:t>
+        <w:t xml:space="preserve">   </w:t>
+      </w:r>
+      <w:r>
+        <w:br/>
+      </w:r>
+      <w:r>
+        <w:t xml:space="preserve">* </w:t>
+      </w:r>
+      <w:r>
+        <w:rPr>
+          <w:b/>
+          <w:bCs/>
+        </w:rPr>
+        <w:t>Download Server / Mirror</w:t>
+      </w:r>
+      <w:r>
+        <w:t>: commandos.fandom.com</w:t>
+      </w:r>
+      <w:r>
+        <w:t xml:space="preserve">      </w:t>
       </w:r>
       <w:r>
         <w:br/>
@@ -3581,15 +3700,7 @@
         <w:t xml:space="preserve">: </w:t>
       </w:r>
       <w:r>
-        <w:t>KINGSTON Games (F:)/Games</w:t>
-      </w:r>
-      <w:proofErr w:type="gramStart"/>
-      <w:r>
-        <w:t>/..</w:t>
-      </w:r>
-      <w:proofErr w:type="gramEnd"/>
-      <w:r>
-        <w:t xml:space="preserve"> </w:t>
+        <w:t xml:space="preserve">KINGSTON Games (F:)/Games/.. </w:t>
       </w:r>
       <w:r>
         <w:br/>
@@ -3620,7 +3731,6 @@
         </w:numPr>
       </w:pPr>
       <w:r>
-        <w:lastRenderedPageBreak/>
         <w:t xml:space="preserve">* </w:t>
       </w:r>
       <w:r>
@@ -3769,6 +3879,22 @@
         <w:t xml:space="preserve"> </w:t>
       </w:r>
       <w:r>
+        <w:br/>
+      </w:r>
+      <w:r>
+        <w:t xml:space="preserve">* </w:t>
+      </w:r>
+      <w:r>
+        <w:rPr>
+          <w:b/>
+          <w:bCs/>
+        </w:rPr>
+        <w:t>Download Server / Mirror</w:t>
+      </w:r>
+      <w:r>
+        <w:t>: commandos.fandom.com</w:t>
+      </w:r>
+      <w:r>
         <w:t xml:space="preserve">          </w:t>
       </w:r>
       <w:r>
@@ -3890,15 +4016,7 @@
         <w:t xml:space="preserve">: </w:t>
       </w:r>
       <w:r>
-        <w:t>KINGSTON Games (F:)/Games</w:t>
-      </w:r>
-      <w:proofErr w:type="gramStart"/>
-      <w:r>
-        <w:t>/..</w:t>
-      </w:r>
-      <w:proofErr w:type="gramEnd"/>
-      <w:r>
-        <w:t xml:space="preserve"> </w:t>
+        <w:t xml:space="preserve">KINGSTON Games (F:)/Games/.. </w:t>
       </w:r>
       <w:r>
         <w:br/>
@@ -3929,6 +4047,7 @@
         </w:numPr>
       </w:pPr>
       <w:r>
+        <w:lastRenderedPageBreak/>
         <w:t xml:space="preserve">* </w:t>
       </w:r>
       <w:r>
@@ -4077,7 +4196,26 @@
         <w:t xml:space="preserve"> </w:t>
       </w:r>
       <w:r>
-        <w:t xml:space="preserve">           </w:t>
+        <w:t xml:space="preserve">  </w:t>
+      </w:r>
+      <w:r>
+        <w:br/>
+      </w:r>
+      <w:r>
+        <w:t xml:space="preserve">* </w:t>
+      </w:r>
+      <w:r>
+        <w:rPr>
+          <w:b/>
+          <w:bCs/>
+        </w:rPr>
+        <w:t>Download Server / Mirror</w:t>
+      </w:r>
+      <w:r>
+        <w:t>: commandos.fandom.com</w:t>
+      </w:r>
+      <w:r>
+        <w:t xml:space="preserve">         </w:t>
       </w:r>
       <w:r>
         <w:br/>
@@ -4198,15 +4336,7 @@
         <w:t xml:space="preserve">: </w:t>
       </w:r>
       <w:r>
-        <w:t>KINGSTON Games (F:)/Games</w:t>
-      </w:r>
-      <w:proofErr w:type="gramStart"/>
-      <w:r>
-        <w:t>/..</w:t>
-      </w:r>
-      <w:proofErr w:type="gramEnd"/>
-      <w:r>
-        <w:t xml:space="preserve"> </w:t>
+        <w:t xml:space="preserve">KINGSTON Games (F:)/Games/.. </w:t>
       </w:r>
       <w:r>
         <w:br/>
@@ -4237,7 +4367,6 @@
         </w:numPr>
       </w:pPr>
       <w:r>
-        <w:lastRenderedPageBreak/>
         <w:t xml:space="preserve">* </w:t>
       </w:r>
       <w:r>
@@ -4383,6 +4512,22 @@
         </w:r>
       </w:hyperlink>
       <w:r>
+        <w:br/>
+      </w:r>
+      <w:r>
+        <w:t xml:space="preserve">* </w:t>
+      </w:r>
+      <w:r>
+        <w:rPr>
+          <w:b/>
+          <w:bCs/>
+        </w:rPr>
+        <w:t>Download Server / Mirror</w:t>
+      </w:r>
+      <w:r>
+        <w:t>: commandos.fandom.com</w:t>
+      </w:r>
+      <w:r>
         <w:t xml:space="preserve"> </w:t>
       </w:r>
       <w:r>
@@ -4494,6 +4639,7 @@
         <w:ind w:left="720"/>
       </w:pPr>
       <w:r>
+        <w:lastRenderedPageBreak/>
         <w:t xml:space="preserve">* </w:t>
       </w:r>
       <w:r>
@@ -4507,15 +4653,7 @@
         <w:t xml:space="preserve">: </w:t>
       </w:r>
       <w:r>
-        <w:t>KINGSTON Games (F:)/Games</w:t>
-      </w:r>
-      <w:proofErr w:type="gramStart"/>
-      <w:r>
-        <w:t>/..</w:t>
-      </w:r>
-      <w:proofErr w:type="gramEnd"/>
-      <w:r>
-        <w:t xml:space="preserve"> </w:t>
+        <w:t xml:space="preserve">KINGSTON Games (F:)/Games/.. </w:t>
       </w:r>
       <w:r>
         <w:br/>
@@ -4694,7 +4832,26 @@
         <w:t xml:space="preserve"> </w:t>
       </w:r>
       <w:r>
-        <w:t xml:space="preserve">          </w:t>
+        <w:t xml:space="preserve">    </w:t>
+      </w:r>
+      <w:r>
+        <w:br/>
+      </w:r>
+      <w:r>
+        <w:t xml:space="preserve">* </w:t>
+      </w:r>
+      <w:r>
+        <w:rPr>
+          <w:b/>
+          <w:bCs/>
+        </w:rPr>
+        <w:t>Download Server / Mirror</w:t>
+      </w:r>
+      <w:r>
+        <w:t>: commandos.fandom.com</w:t>
+      </w:r>
+      <w:r>
+        <w:t xml:space="preserve">      </w:t>
       </w:r>
       <w:r>
         <w:br/>
@@ -4815,15 +4972,7 @@
         <w:t xml:space="preserve">: </w:t>
       </w:r>
       <w:r>
-        <w:t>KINGSTON Games (F:)/Games</w:t>
-      </w:r>
-      <w:proofErr w:type="gramStart"/>
-      <w:r>
-        <w:t>/..</w:t>
-      </w:r>
-      <w:proofErr w:type="gramEnd"/>
-      <w:r>
-        <w:t xml:space="preserve"> </w:t>
+        <w:t xml:space="preserve">KINGSTON Games (F:)/Games/.. </w:t>
       </w:r>
       <w:r>
         <w:br/>
@@ -4854,7 +5003,6 @@
         </w:numPr>
       </w:pPr>
       <w:r>
-        <w:lastRenderedPageBreak/>
         <w:t xml:space="preserve">* </w:t>
       </w:r>
       <w:r>
@@ -5003,7 +5151,26 @@
         <w:t xml:space="preserve"> </w:t>
       </w:r>
       <w:r>
-        <w:t xml:space="preserve">          </w:t>
+        <w:t xml:space="preserve">    </w:t>
+      </w:r>
+      <w:r>
+        <w:br/>
+      </w:r>
+      <w:r>
+        <w:t xml:space="preserve">* </w:t>
+      </w:r>
+      <w:r>
+        <w:rPr>
+          <w:b/>
+          <w:bCs/>
+        </w:rPr>
+        <w:t>Download Server / Mirror</w:t>
+      </w:r>
+      <w:r>
+        <w:t>: commandos.fandom.com</w:t>
+      </w:r>
+      <w:r>
+        <w:t xml:space="preserve">      </w:t>
       </w:r>
       <w:r>
         <w:br/>
@@ -5075,6 +5242,7 @@
         <w:ind w:left="720"/>
       </w:pPr>
       <w:r>
+        <w:lastRenderedPageBreak/>
         <w:t xml:space="preserve">* </w:t>
       </w:r>
       <w:r>
@@ -5124,15 +5292,7 @@
         <w:t xml:space="preserve">: </w:t>
       </w:r>
       <w:r>
-        <w:t>KINGSTON Games (F:)/Games</w:t>
-      </w:r>
-      <w:proofErr w:type="gramStart"/>
-      <w:r>
-        <w:t>/..</w:t>
-      </w:r>
-      <w:proofErr w:type="gramEnd"/>
-      <w:r>
-        <w:t xml:space="preserve"> </w:t>
+        <w:t xml:space="preserve">KINGSTON Games (F:)/Games/.. </w:t>
       </w:r>
       <w:r>
         <w:br/>
@@ -5311,7 +5471,26 @@
         <w:t xml:space="preserve"> </w:t>
       </w:r>
       <w:r>
-        <w:t xml:space="preserve">           </w:t>
+        <w:t xml:space="preserve">     </w:t>
+      </w:r>
+      <w:r>
+        <w:br/>
+      </w:r>
+      <w:r>
+        <w:t xml:space="preserve">* </w:t>
+      </w:r>
+      <w:r>
+        <w:rPr>
+          <w:b/>
+          <w:bCs/>
+        </w:rPr>
+        <w:t>Download Server / Mirror</w:t>
+      </w:r>
+      <w:r>
+        <w:t>: commandos.fandom.com</w:t>
+      </w:r>
+      <w:r>
+        <w:t xml:space="preserve">      </w:t>
       </w:r>
       <w:r>
         <w:br/>
@@ -5432,15 +5611,7 @@
         <w:t xml:space="preserve">: </w:t>
       </w:r>
       <w:r>
-        <w:t>KINGSTON Games (F:)/Games</w:t>
-      </w:r>
-      <w:proofErr w:type="gramStart"/>
-      <w:r>
-        <w:t>/..</w:t>
-      </w:r>
-      <w:proofErr w:type="gramEnd"/>
-      <w:r>
-        <w:t xml:space="preserve"> </w:t>
+        <w:t xml:space="preserve">KINGSTON Games (F:)/Games/.. </w:t>
       </w:r>
       <w:r>
         <w:br/>
@@ -5471,7 +5642,6 @@
         </w:numPr>
       </w:pPr>
       <w:r>
-        <w:lastRenderedPageBreak/>
         <w:t xml:space="preserve">* </w:t>
       </w:r>
       <w:r>
@@ -5624,6 +5794,25 @@
       </w:r>
       <w:r>
         <w:br/>
+      </w:r>
+      <w:r>
+        <w:t xml:space="preserve">* </w:t>
+      </w:r>
+      <w:r>
+        <w:rPr>
+          <w:b/>
+          <w:bCs/>
+        </w:rPr>
+        <w:t>Download Server / Mirror</w:t>
+      </w:r>
+      <w:r>
+        <w:t>: commandos.fandom.com</w:t>
+      </w:r>
+      <w:r>
+        <w:br/>
+      </w:r>
+      <w:r>
+        <w:lastRenderedPageBreak/>
         <w:t xml:space="preserve">* </w:t>
       </w:r>
       <w:r>
@@ -5741,15 +5930,7 @@
         <w:t xml:space="preserve">: </w:t>
       </w:r>
       <w:r>
-        <w:t>KINGSTON Games (F:)/Games</w:t>
-      </w:r>
-      <w:proofErr w:type="gramStart"/>
-      <w:r>
-        <w:t>/..</w:t>
-      </w:r>
-      <w:proofErr w:type="gramEnd"/>
-      <w:r>
-        <w:t xml:space="preserve"> </w:t>
+        <w:t xml:space="preserve">KINGSTON Games (F:)/Games/.. </w:t>
       </w:r>
       <w:r>
         <w:br/>
@@ -5928,7 +6109,26 @@
         <w:t xml:space="preserve"> </w:t>
       </w:r>
       <w:r>
-        <w:t xml:space="preserve">             </w:t>
+        <w:t xml:space="preserve">       </w:t>
+      </w:r>
+      <w:r>
+        <w:br/>
+      </w:r>
+      <w:r>
+        <w:t xml:space="preserve">* </w:t>
+      </w:r>
+      <w:r>
+        <w:rPr>
+          <w:b/>
+          <w:bCs/>
+        </w:rPr>
+        <w:t>Download Server / Mirror</w:t>
+      </w:r>
+      <w:r>
+        <w:t>: commandos.fandom.com</w:t>
+      </w:r>
+      <w:r>
+        <w:t xml:space="preserve">      </w:t>
       </w:r>
       <w:r>
         <w:br/>
@@ -6049,15 +6249,7 @@
         <w:t xml:space="preserve">: </w:t>
       </w:r>
       <w:r>
-        <w:t>KINGSTON Games (F:)/Games</w:t>
-      </w:r>
-      <w:proofErr w:type="gramStart"/>
-      <w:r>
-        <w:t>/..</w:t>
-      </w:r>
-      <w:proofErr w:type="gramEnd"/>
-      <w:r>
-        <w:t xml:space="preserve"> </w:t>
+        <w:t xml:space="preserve">KINGSTON Games (F:)/Games/.. </w:t>
       </w:r>
       <w:r>
         <w:br/>
@@ -6083,131 +6275,131 @@
         </w:numPr>
       </w:pPr>
       <w:r>
+        <w:t xml:space="preserve">* </w:t>
+      </w:r>
+      <w:r>
+        <w:rPr>
+          <w:b/>
+          <w:bCs/>
+        </w:rPr>
+        <w:t>Download Name</w:t>
+      </w:r>
+      <w:r>
+        <w:t>: [</w:t>
+      </w:r>
+      <w:r>
+        <w:t>f0ce1ccb-b411-43bb-af21-9ba59c055adc</w:t>
+      </w:r>
+      <w:r>
+        <w:t>.htm</w:t>
+      </w:r>
+      <w:r>
+        <w:t xml:space="preserve"> -&gt; </w:t>
+      </w:r>
+      <w:r>
+        <w:br/>
+      </w:r>
+      <w:r>
+        <w:t xml:space="preserve">Fandom - Commandos - Behind Enemy Lines - Missions - </w:t>
+      </w:r>
+      <w:r>
+        <w:t>Frustrate Retaliation</w:t>
+      </w:r>
+      <w:r>
+        <w:t>.html</w:t>
+      </w:r>
+      <w:r>
+        <w:t xml:space="preserve"> -&gt; </w:t>
+      </w:r>
+      <w:r>
+        <w:br/>
+      </w:r>
+      <w:r>
+        <w:t xml:space="preserve">Fandom - Commandos - Behind Enemy Lines - Missions - </w:t>
+      </w:r>
+      <w:r>
+        <w:t>Frustrate Retaliation</w:t>
+      </w:r>
+      <w:r>
+        <w:t>.pdf</w:t>
+      </w:r>
+      <w:r>
+        <w:br/>
+        <w:t>] [</w:t>
+      </w:r>
+      <w:r>
+        <w:t>Fandom</w:t>
+      </w:r>
+      <w:r>
+        <w:t>: Commandos</w:t>
+      </w:r>
+      <w:r>
+        <w:t>:</w:t>
+      </w:r>
+      <w:r>
+        <w:t xml:space="preserve"> Behind Enemy Lines</w:t>
+      </w:r>
+      <w:r>
+        <w:t xml:space="preserve">: </w:t>
+      </w:r>
+      <w:r>
+        <w:t>Missions</w:t>
+      </w:r>
+      <w:r>
+        <w:t xml:space="preserve">: </w:t>
+      </w:r>
+      <w:r>
+        <w:t>Frustrate Retaliation</w:t>
+      </w:r>
+      <w:r>
+        <w:t>]</w:t>
+      </w:r>
+    </w:p>
+    <w:p>
+      <w:pPr>
+        <w:ind w:left="720"/>
+      </w:pPr>
+      <w:r>
+        <w:t xml:space="preserve">* </w:t>
+      </w:r>
+      <w:r>
+        <w:rPr>
+          <w:b/>
+          <w:bCs/>
+        </w:rPr>
+        <w:t>Download Type</w:t>
+      </w:r>
+      <w:r>
+        <w:t>: Document</w:t>
+      </w:r>
+    </w:p>
+    <w:p>
+      <w:pPr>
+        <w:ind w:left="720"/>
+      </w:pPr>
+      <w:r>
+        <w:t xml:space="preserve">* </w:t>
+      </w:r>
+      <w:r>
+        <w:rPr>
+          <w:b/>
+          <w:bCs/>
+        </w:rPr>
+        <w:t>Source Type</w:t>
+      </w:r>
+      <w:r>
+        <w:t xml:space="preserve">: </w:t>
+      </w:r>
+      <w:r>
+        <w:t>Entertainment</w:t>
+      </w:r>
+    </w:p>
+    <w:p>
+      <w:pPr>
+        <w:ind w:left="720"/>
+      </w:pPr>
+      <w:r>
         <w:lastRenderedPageBreak/>
-        <w:t xml:space="preserve">* </w:t>
-      </w:r>
-      <w:r>
-        <w:rPr>
-          <w:b/>
-          <w:bCs/>
-        </w:rPr>
-        <w:t>Download Name</w:t>
-      </w:r>
-      <w:r>
-        <w:t>: [</w:t>
-      </w:r>
-      <w:r>
-        <w:t>f0ce1ccb-b411-43bb-af21-9ba59c055adc</w:t>
-      </w:r>
-      <w:r>
-        <w:t>.htm</w:t>
-      </w:r>
-      <w:r>
-        <w:t xml:space="preserve"> -&gt; </w:t>
-      </w:r>
-      <w:r>
-        <w:br/>
-      </w:r>
-      <w:r>
-        <w:t xml:space="preserve">Fandom - Commandos - Behind Enemy Lines - Missions - </w:t>
-      </w:r>
-      <w:r>
-        <w:t>Frustrate Retaliation</w:t>
-      </w:r>
-      <w:r>
-        <w:t>.html</w:t>
-      </w:r>
-      <w:r>
-        <w:t xml:space="preserve"> -&gt; </w:t>
-      </w:r>
-      <w:r>
-        <w:br/>
-      </w:r>
-      <w:r>
-        <w:t xml:space="preserve">Fandom - Commandos - Behind Enemy Lines - Missions - </w:t>
-      </w:r>
-      <w:r>
-        <w:t>Frustrate Retaliation</w:t>
-      </w:r>
-      <w:r>
-        <w:t>.pdf</w:t>
-      </w:r>
-      <w:r>
-        <w:br/>
-        <w:t>] [</w:t>
-      </w:r>
-      <w:r>
-        <w:t>Fandom</w:t>
-      </w:r>
-      <w:r>
-        <w:t>: Commandos</w:t>
-      </w:r>
-      <w:r>
-        <w:t>:</w:t>
-      </w:r>
-      <w:r>
-        <w:t xml:space="preserve"> Behind Enemy Lines</w:t>
-      </w:r>
-      <w:r>
-        <w:t xml:space="preserve">: </w:t>
-      </w:r>
-      <w:r>
-        <w:t>Missions</w:t>
-      </w:r>
-      <w:r>
-        <w:t xml:space="preserve">: </w:t>
-      </w:r>
-      <w:r>
-        <w:t>Frustrate Retaliation</w:t>
-      </w:r>
-      <w:r>
-        <w:t>]</w:t>
-      </w:r>
-    </w:p>
-    <w:p>
-      <w:pPr>
-        <w:ind w:left="720"/>
-      </w:pPr>
-      <w:r>
-        <w:t xml:space="preserve">* </w:t>
-      </w:r>
-      <w:r>
-        <w:rPr>
-          <w:b/>
-          <w:bCs/>
-        </w:rPr>
-        <w:t>Download Type</w:t>
-      </w:r>
-      <w:r>
-        <w:t>: Document</w:t>
-      </w:r>
-    </w:p>
-    <w:p>
-      <w:pPr>
-        <w:ind w:left="720"/>
-      </w:pPr>
-      <w:r>
-        <w:t xml:space="preserve">* </w:t>
-      </w:r>
-      <w:r>
-        <w:rPr>
-          <w:b/>
-          <w:bCs/>
-        </w:rPr>
-        <w:t>Source Type</w:t>
-      </w:r>
-      <w:r>
-        <w:t xml:space="preserve">: </w:t>
-      </w:r>
-      <w:r>
-        <w:t>Entertainment</w:t>
-      </w:r>
-    </w:p>
-    <w:p>
-      <w:pPr>
-        <w:ind w:left="720"/>
-      </w:pPr>
-      <w:r>
         <w:t xml:space="preserve">* </w:t>
       </w:r>
       <w:r>
@@ -6232,7 +6424,26 @@
         <w:t xml:space="preserve"> </w:t>
       </w:r>
       <w:r>
-        <w:t xml:space="preserve">             </w:t>
+        <w:t xml:space="preserve">            </w:t>
+      </w:r>
+      <w:r>
+        <w:br/>
+      </w:r>
+      <w:r>
+        <w:t xml:space="preserve">* </w:t>
+      </w:r>
+      <w:r>
+        <w:rPr>
+          <w:b/>
+          <w:bCs/>
+        </w:rPr>
+        <w:t>Download Server / Mirror</w:t>
+      </w:r>
+      <w:r>
+        <w:t>: commandos.fandom.com</w:t>
+      </w:r>
+      <w:r>
+        <w:t xml:space="preserve"> </w:t>
       </w:r>
       <w:r>
         <w:br/>
@@ -6353,15 +6564,7 @@
         <w:t xml:space="preserve">: </w:t>
       </w:r>
       <w:r>
-        <w:t>KINGSTON Games (F:)/Games</w:t>
-      </w:r>
-      <w:proofErr w:type="gramStart"/>
-      <w:r>
-        <w:t>/..</w:t>
-      </w:r>
-      <w:proofErr w:type="gramEnd"/>
-      <w:r>
-        <w:t xml:space="preserve"> </w:t>
+        <w:t xml:space="preserve">KINGSTON Games (F:)/Games/.. </w:t>
       </w:r>
       <w:r>
         <w:br/>
@@ -6540,7 +6743,26 @@
         <w:t xml:space="preserve"> </w:t>
       </w:r>
       <w:r>
-        <w:t xml:space="preserve">              </w:t>
+        <w:t xml:space="preserve">     </w:t>
+      </w:r>
+      <w:r>
+        <w:br/>
+      </w:r>
+      <w:r>
+        <w:t xml:space="preserve">* </w:t>
+      </w:r>
+      <w:r>
+        <w:rPr>
+          <w:b/>
+          <w:bCs/>
+        </w:rPr>
+        <w:t>Download Server / Mirror</w:t>
+      </w:r>
+      <w:r>
+        <w:t>: commandos.fandom.com</w:t>
+      </w:r>
+      <w:r>
+        <w:t xml:space="preserve">         </w:t>
       </w:r>
       <w:r>
         <w:br/>
@@ -6661,15 +6883,7 @@
         <w:t xml:space="preserve">: </w:t>
       </w:r>
       <w:r>
-        <w:t>KINGSTON Games (F:)/Games</w:t>
-      </w:r>
-      <w:proofErr w:type="gramStart"/>
-      <w:r>
-        <w:t>/..</w:t>
-      </w:r>
-      <w:proofErr w:type="gramEnd"/>
-      <w:r>
-        <w:t xml:space="preserve"> </w:t>
+        <w:t xml:space="preserve">KINGSTON Games (F:)/Games/.. </w:t>
       </w:r>
       <w:r>
         <w:br/>
